--- a/Documentation/Application Notes/Application Note- Precision Calibration.docx
+++ b/Documentation/Application Notes/Application Note- Precision Calibration.docx
@@ -1546,6 +1546,12 @@
           <w:rFonts w:eastAsia="Times New Roman" w:cstheme="minorHAnsi"/>
         </w:rPr>
       </w:pPr>
+      <w:r>
+        <w:rPr>
+          <w:rFonts w:eastAsia="Times New Roman" w:cstheme="minorHAnsi"/>
+        </w:rPr>
+        <w:br w:type="page"/>
+      </w:r>
     </w:p>
     <w:p>
       <w:pPr>
@@ -1565,7 +1571,8 @@
           <w:sz w:val="28"/>
           <w:szCs w:val="28"/>
         </w:rPr>
-        <w:t>CALIBRATION PROCEEDURE</w:t>
+        <w:lastRenderedPageBreak/>
+        <w:t>CALIBRATION PROCEDURE</w:t>
       </w:r>
     </w:p>
     <w:p>
@@ -1596,25 +1603,13 @@
         <w:rPr>
           <w:rFonts w:eastAsia="Times New Roman" w:cstheme="minorHAnsi"/>
         </w:rPr>
-        <w:t xml:space="preserve">Prepare the calibration by resetting </w:t>
-      </w:r>
-      <w:r>
-        <w:rPr>
-          <w:rFonts w:eastAsia="Times New Roman" w:cstheme="minorHAnsi"/>
-        </w:rPr>
-        <w:t>all</w:t>
-      </w:r>
-      <w:r>
-        <w:rPr>
-          <w:rFonts w:eastAsia="Times New Roman" w:cstheme="minorHAnsi"/>
-        </w:rPr>
-        <w:t xml:space="preserve"> the internal </w:t>
-      </w:r>
-      <w:r>
-        <w:rPr>
-          <w:rFonts w:eastAsia="Times New Roman" w:cstheme="minorHAnsi"/>
-        </w:rPr>
-        <w:t>calibration constants</w:t>
+        <w:t>{“CAL”:1} -</w:t>
+      </w:r>
+      <w:r>
+        <w:rPr>
+          <w:rFonts w:eastAsia="Times New Roman" w:cstheme="minorHAnsi"/>
+        </w:rPr>
+        <w:t>Prepare to calibrate the target</w:t>
       </w:r>
     </w:p>
     <w:p>
@@ -1662,61 +1657,7 @@
         <w:rPr>
           <w:rFonts w:eastAsia="Times New Roman" w:cstheme="minorHAnsi"/>
         </w:rPr>
-        <w:t>Measure the shot location using Target Scan or similar</w:t>
-      </w:r>
-    </w:p>
-    <w:p>
-      <w:pPr>
-        <w:pStyle w:val="ListParagraph"/>
-        <w:numPr>
-          <w:ilvl w:val="0"/>
-          <w:numId w:val="30"/>
-        </w:numPr>
-        <w:rPr>
-          <w:rFonts w:eastAsia="Times New Roman" w:cstheme="minorHAnsi"/>
-        </w:rPr>
-      </w:pPr>
-      <w:r>
-        <w:rPr>
-          <w:rFonts w:eastAsia="Times New Roman" w:cstheme="minorHAnsi"/>
-        </w:rPr>
-        <w:t>Using Target Scan, enter the X-Y location of each of the ten sample shots</w:t>
-      </w:r>
-    </w:p>
-    <w:p>
-      <w:pPr>
-        <w:pStyle w:val="ListParagraph"/>
-        <w:numPr>
-          <w:ilvl w:val="0"/>
-          <w:numId w:val="30"/>
-        </w:numPr>
-        <w:rPr>
-          <w:rFonts w:eastAsia="Times New Roman" w:cstheme="minorHAnsi"/>
-        </w:rPr>
-      </w:pPr>
-      <w:r>
-        <w:rPr>
-          <w:rFonts w:eastAsia="Times New Roman" w:cstheme="minorHAnsi"/>
-        </w:rPr>
-        <w:t>Enter these into target and let it calculate the calibration values</w:t>
-      </w:r>
-    </w:p>
-    <w:p>
-      <w:pPr>
-        <w:pStyle w:val="ListParagraph"/>
-        <w:numPr>
-          <w:ilvl w:val="0"/>
-          <w:numId w:val="30"/>
-        </w:numPr>
-        <w:rPr>
-          <w:rFonts w:eastAsia="Times New Roman" w:cstheme="minorHAnsi"/>
-        </w:rPr>
-      </w:pPr>
-      <w:r>
-        <w:rPr>
-          <w:rFonts w:eastAsia="Times New Roman" w:cstheme="minorHAnsi"/>
-        </w:rPr>
-        <w:t>Save the calibration values into the target</w:t>
+        <w:t>{“CAL”:2} – Enter the reference data into the target</w:t>
       </w:r>
     </w:p>
     <w:p>
@@ -1887,7 +1828,6 @@
           <w:rFonts w:eastAsia="Times New Roman" w:cstheme="minorHAnsi"/>
           <w:noProof/>
         </w:rPr>
-        <w:lastRenderedPageBreak/>
         <w:drawing>
           <wp:inline distT="0" distB="0" distL="0" distR="0" wp14:anchorId="569A5473" wp14:editId="51A20A17">
             <wp:extent cx="3429000" cy="2571750"/>
@@ -2048,6 +1988,13 @@
       <w:pPr>
         <w:rPr>
           <w:rFonts w:eastAsia="Times New Roman" w:cstheme="minorHAnsi"/>
+        </w:rPr>
+      </w:pPr>
+    </w:p>
+    <w:p>
+      <w:pPr>
+        <w:rPr>
+          <w:rFonts w:eastAsia="Times New Roman" w:cstheme="minorHAnsi"/>
           <w:b/>
           <w:bCs/>
           <w:sz w:val="24"/>
@@ -2062,6 +2009,7 @@
           <w:sz w:val="24"/>
           <w:szCs w:val="24"/>
         </w:rPr>
+        <w:lastRenderedPageBreak/>
         <w:t>Take T</w:t>
       </w:r>
       <w:r>
@@ -2179,6 +2127,13 @@
       <w:pPr>
         <w:rPr>
           <w:rFonts w:eastAsia="Times New Roman" w:cstheme="minorHAnsi"/>
+        </w:rPr>
+      </w:pPr>
+    </w:p>
+    <w:p>
+      <w:pPr>
+        <w:rPr>
+          <w:rFonts w:eastAsia="Times New Roman" w:cstheme="minorHAnsi"/>
           <w:b/>
           <w:bCs/>
           <w:sz w:val="24"/>
@@ -2193,37 +2148,9 @@
           <w:sz w:val="24"/>
           <w:szCs w:val="24"/>
         </w:rPr>
-        <w:t>Target Scan</w:t>
-      </w:r>
-    </w:p>
-    <w:p>
-      <w:pPr>
-        <w:rPr>
-          <w:rFonts w:eastAsia="Times New Roman" w:cstheme="minorHAnsi"/>
-        </w:rPr>
-      </w:pPr>
-      <w:r>
-        <w:rPr>
-          <w:rFonts w:eastAsia="Times New Roman" w:cstheme="minorHAnsi"/>
-        </w:rPr>
-        <w:t>For both targets, remove the target from the Suis mask and read them into Target Scan</w:t>
-      </w:r>
-      <w:r>
-        <w:rPr>
-          <w:rFonts w:eastAsia="Times New Roman" w:cstheme="minorHAnsi"/>
-        </w:rPr>
-        <w:t>.  If you do not have Target Scan, then refer to the alternate steps in Appendix 1.</w:t>
-      </w:r>
-    </w:p>
-    <w:p>
-      <w:pPr>
-        <w:rPr>
-          <w:rFonts w:eastAsia="Times New Roman" w:cstheme="minorHAnsi"/>
-        </w:rPr>
-      </w:pPr>
-    </w:p>
-    <w:p>
-      <w:pPr>
+        <w:t xml:space="preserve">Importing the </w:t>
+      </w:r>
+      <w:r>
         <w:rPr>
           <w:rFonts w:eastAsia="Times New Roman" w:cstheme="minorHAnsi"/>
           <w:b/>
@@ -2231,7 +2158,8 @@
           <w:sz w:val="24"/>
           <w:szCs w:val="24"/>
         </w:rPr>
-      </w:pPr>
+        <w:t>Target</w:t>
+      </w:r>
       <w:r>
         <w:rPr>
           <w:rFonts w:eastAsia="Times New Roman" w:cstheme="minorHAnsi"/>
@@ -2240,7 +2168,17 @@
           <w:sz w:val="24"/>
           <w:szCs w:val="24"/>
         </w:rPr>
-        <w:t>Export the Target Data</w:t>
+        <w:t xml:space="preserve"> Reference</w:t>
+      </w:r>
+      <w:r>
+        <w:rPr>
+          <w:rFonts w:eastAsia="Times New Roman" w:cstheme="minorHAnsi"/>
+          <w:b/>
+          <w:bCs/>
+          <w:sz w:val="24"/>
+          <w:szCs w:val="24"/>
+        </w:rPr>
+        <w:t xml:space="preserve"> Data</w:t>
       </w:r>
     </w:p>
     <w:p>
@@ -2278,14 +2216,7 @@
         <w:rPr>
           <w:rFonts w:eastAsia="Times New Roman" w:cstheme="minorHAnsi"/>
         </w:rPr>
-        <w:lastRenderedPageBreak/>
-        <w:t>The shot data is a CSV file that can be observed using Excel or some other spread sheet.  The target data is shown in Figure 3</w:t>
-      </w:r>
-      <w:r>
-        <w:rPr>
-          <w:rFonts w:eastAsia="Times New Roman" w:cstheme="minorHAnsi"/>
-        </w:rPr>
-        <w:t>.</w:t>
+        <w:t>The shot data is a CSV file that can be observed using Excel or some other spread sheet.  The target data is shown in Figure 3.</w:t>
       </w:r>
     </w:p>
     <w:tbl>
@@ -2324,9 +2255,9 @@
                 <w:noProof/>
               </w:rPr>
               <w:drawing>
-                <wp:inline distT="0" distB="0" distL="0" distR="0" wp14:anchorId="678542F1" wp14:editId="7E6615A7">
-                  <wp:extent cx="2733417" cy="5915025"/>
-                  <wp:effectExtent l="0" t="0" r="0" b="3175"/>
+                <wp:inline distT="0" distB="0" distL="0" distR="0" wp14:anchorId="678542F1" wp14:editId="4A181A59">
+                  <wp:extent cx="2315261" cy="5010150"/>
+                  <wp:effectExtent l="0" t="0" r="0" b="0"/>
                   <wp:docPr id="661803632" name="Picture 4" descr="A screen shot of a screen&#10;&#10;AI-generated content may be incorrect."/>
                   <wp:cNvGraphicFramePr>
                     <a:graphicFrameLocks xmlns:a="http://schemas.openxmlformats.org/drawingml/2006/main" noChangeAspect="1"/>
@@ -2353,7 +2284,7 @@
                         <pic:spPr>
                           <a:xfrm>
                             <a:off x="0" y="0"/>
-                            <a:ext cx="2746841" cy="5944074"/>
+                            <a:ext cx="2330362" cy="5042829"/>
                           </a:xfrm>
                           <a:prstGeom prst="rect">
                             <a:avLst/>
@@ -2403,11 +2334,12 @@
             <w:r>
               <w:rPr>
                 <w:rFonts w:eastAsia="Times New Roman" w:cstheme="minorHAnsi"/>
+                <w:noProof/>
               </w:rPr>
               <w:drawing>
-                <wp:inline distT="0" distB="0" distL="0" distR="0" wp14:anchorId="12784BC2" wp14:editId="736E5A02">
-                  <wp:extent cx="2743200" cy="4253696"/>
-                  <wp:effectExtent l="0" t="0" r="0" b="1270"/>
+                <wp:inline distT="0" distB="0" distL="0" distR="0" wp14:anchorId="12784BC2" wp14:editId="0A19F786">
+                  <wp:extent cx="2500059" cy="3876675"/>
+                  <wp:effectExtent l="0" t="0" r="1905" b="0"/>
                   <wp:docPr id="667877693" name="Picture 1" descr="A table with numbers and lines&#10;&#10;AI-generated content may be incorrect."/>
                   <wp:cNvGraphicFramePr>
                     <a:graphicFrameLocks xmlns:a="http://schemas.openxmlformats.org/drawingml/2006/main" noChangeAspect="1"/>
@@ -2428,7 +2360,7 @@
                         <pic:spPr>
                           <a:xfrm>
                             <a:off x="0" y="0"/>
-                            <a:ext cx="2752858" cy="4268673"/>
+                            <a:ext cx="2512272" cy="3895613"/>
                           </a:xfrm>
                           <a:prstGeom prst="rect">
                             <a:avLst/>
@@ -2440,6 +2372,14 @@
                 </wp:inline>
               </w:drawing>
             </w:r>
+          </w:p>
+          <w:p>
+            <w:pPr>
+              <w:jc w:val="center"/>
+              <w:rPr>
+                <w:rFonts w:eastAsia="Times New Roman" w:cstheme="minorHAnsi"/>
+              </w:rPr>
+            </w:pPr>
             <w:r>
               <w:rPr>
                 <w:rFonts w:eastAsia="Times New Roman" w:cstheme="minorHAnsi"/>
@@ -2454,49 +2394,6 @@
       <w:pPr>
         <w:rPr>
           <w:rFonts w:eastAsia="Times New Roman" w:cstheme="minorHAnsi"/>
-        </w:rPr>
-      </w:pPr>
-    </w:p>
-    <w:p>
-      <w:pPr>
-        <w:jc w:val="center"/>
-        <w:rPr>
-          <w:rFonts w:eastAsia="Times New Roman" w:cstheme="minorHAnsi"/>
-        </w:rPr>
-      </w:pPr>
-    </w:p>
-    <w:p>
-      <w:pPr>
-        <w:rPr>
-          <w:rFonts w:eastAsia="Times New Roman" w:cstheme="minorHAnsi"/>
-        </w:rPr>
-      </w:pPr>
-    </w:p>
-    <w:p>
-      <w:pPr>
-        <w:rPr>
-          <w:rFonts w:eastAsia="Times New Roman" w:cstheme="minorHAnsi"/>
-        </w:rPr>
-      </w:pPr>
-    </w:p>
-    <w:p>
-      <w:pPr>
-        <w:rPr>
-          <w:rFonts w:eastAsia="Times New Roman" w:cstheme="minorHAnsi"/>
-        </w:rPr>
-      </w:pPr>
-    </w:p>
-    <w:p>
-      <w:pPr>
-        <w:rPr>
-          <w:rFonts w:eastAsia="Times New Roman" w:cstheme="minorHAnsi"/>
-        </w:rPr>
-      </w:pPr>
-    </w:p>
-    <w:p>
-      <w:pPr>
-        <w:rPr>
-          <w:rFonts w:eastAsia="Times New Roman" w:cstheme="minorHAnsi"/>
           <w:b/>
           <w:bCs/>
           <w:sz w:val="24"/>
@@ -2511,7 +2408,8 @@
           <w:sz w:val="24"/>
           <w:szCs w:val="24"/>
         </w:rPr>
-        <w:t xml:space="preserve">Prepare </w:t>
+        <w:lastRenderedPageBreak/>
+        <w:t xml:space="preserve">Calibrate the </w:t>
       </w:r>
       <w:r>
         <w:rPr>
@@ -2521,205 +2419,9 @@
           <w:sz w:val="24"/>
           <w:szCs w:val="24"/>
         </w:rPr>
-        <w:t>the Target Values</w:t>
-      </w:r>
-    </w:p>
-    <w:p>
-      <w:pPr>
-        <w:rPr>
-          <w:rFonts w:eastAsia="Times New Roman" w:cstheme="minorHAnsi"/>
-        </w:rPr>
-      </w:pPr>
-      <w:r>
-        <w:rPr>
-          <w:rFonts w:eastAsia="Times New Roman" w:cstheme="minorHAnsi"/>
-        </w:rPr>
-        <w:t xml:space="preserve">Using Notepad or a similar text editor, record the </w:t>
-      </w:r>
-      <w:r>
-        <w:rPr>
-          <w:rFonts w:eastAsia="Times New Roman" w:cstheme="minorHAnsi"/>
-        </w:rPr>
-        <w:t>test results EXACTLY as shown</w:t>
-      </w:r>
-    </w:p>
-    <w:p>
-      <w:pPr>
-        <w:rPr>
-          <w:rFonts w:eastAsia="Times New Roman" w:cstheme="minorHAnsi"/>
-        </w:rPr>
-      </w:pPr>
-      <w:r>
-        <w:rPr>
-          <w:rFonts w:eastAsia="Times New Roman" w:cstheme="minorHAnsi"/>
-        </w:rPr>
-        <w:t>{“CAL”:2, [x1, y1, x2, y2, …</w:t>
-      </w:r>
-      <w:proofErr w:type="gramStart"/>
-      <w:r>
-        <w:rPr>
-          <w:rFonts w:eastAsia="Times New Roman" w:cstheme="minorHAnsi"/>
-        </w:rPr>
-        <w:t xml:space="preserve">. </w:t>
-      </w:r>
-      <w:r>
-        <w:rPr>
-          <w:rFonts w:eastAsia="Times New Roman" w:cstheme="minorHAnsi"/>
-        </w:rPr>
-        <w:t>]</w:t>
-      </w:r>
-      <w:proofErr w:type="gramEnd"/>
-      <w:r>
-        <w:rPr>
-          <w:rFonts w:eastAsia="Times New Roman" w:cstheme="minorHAnsi"/>
-        </w:rPr>
-        <w:t xml:space="preserve"> }</w:t>
-      </w:r>
-    </w:p>
-    <w:p>
-      <w:pPr>
-        <w:rPr>
-          <w:rFonts w:eastAsia="Times New Roman" w:cstheme="minorHAnsi"/>
-        </w:rPr>
-      </w:pPr>
-      <w:r>
-        <w:rPr>
-          <w:rFonts w:eastAsia="Times New Roman" w:cstheme="minorHAnsi"/>
-        </w:rPr>
-        <w:t xml:space="preserve">Where </w:t>
-      </w:r>
-      <w:proofErr w:type="spellStart"/>
-      <w:r>
-        <w:rPr>
-          <w:rFonts w:eastAsia="Times New Roman" w:cstheme="minorHAnsi"/>
-        </w:rPr>
-        <w:t>Xn</w:t>
-      </w:r>
-      <w:proofErr w:type="spellEnd"/>
-      <w:r>
-        <w:rPr>
-          <w:rFonts w:eastAsia="Times New Roman" w:cstheme="minorHAnsi"/>
-        </w:rPr>
-        <w:t xml:space="preserve"> and Yn </w:t>
-      </w:r>
-      <w:r>
-        <w:rPr>
-          <w:rFonts w:eastAsia="Times New Roman" w:cstheme="minorHAnsi"/>
-        </w:rPr>
-        <w:t>correspond</w:t>
-      </w:r>
-      <w:r>
-        <w:rPr>
-          <w:rFonts w:eastAsia="Times New Roman" w:cstheme="minorHAnsi"/>
-        </w:rPr>
-        <w:t xml:space="preserve"> to the XY </w:t>
-      </w:r>
-      <w:r>
-        <w:rPr>
-          <w:rFonts w:eastAsia="Times New Roman" w:cstheme="minorHAnsi"/>
-        </w:rPr>
-        <w:t>coordinates you recorded from the CSV file.</w:t>
-      </w:r>
-    </w:p>
-    <w:p>
-      <w:pPr>
-        <w:rPr>
-          <w:rFonts w:eastAsia="Times New Roman" w:cstheme="minorHAnsi"/>
-        </w:rPr>
-      </w:pPr>
-      <w:r>
-        <w:rPr>
-          <w:rFonts w:eastAsia="Times New Roman" w:cstheme="minorHAnsi"/>
-        </w:rPr>
-        <w:t xml:space="preserve"> </w:t>
-      </w:r>
-      <w:r>
-        <w:rPr>
-          <w:rFonts w:eastAsia="Times New Roman" w:cstheme="minorHAnsi"/>
-        </w:rPr>
-        <w:t>Taking the example as shown in Figure 3, the input would be:</w:t>
-      </w:r>
-    </w:p>
-    <w:p>
-      <w:pPr>
-        <w:rPr>
-          <w:rFonts w:eastAsia="Times New Roman" w:cstheme="minorHAnsi"/>
-        </w:rPr>
-      </w:pPr>
-      <w:r>
-        <w:rPr>
-          <w:rFonts w:eastAsia="Times New Roman" w:cstheme="minorHAnsi"/>
-        </w:rPr>
-        <w:t>{"CAL":2, [-21.03, -15.66, -15.21, -28.20, -11.33, -33.89, -17.67, 32.17, 30.30, -21.61, 23.84, 42.26, 36.51, -38.42, -34.60, -42.56, -51.80, 22.48, 16.47, -61.17, -0.24, -9.43, -8.49, -23.85, 22.33, -20.86, 28.63, 17.05, -26.95, 21.98, -41.04, -6.76, -50.76, 0.22, -55.14, 10.89</w:t>
-      </w:r>
-      <w:r>
-        <w:rPr>
-          <w:rFonts w:eastAsia="Times New Roman" w:cstheme="minorHAnsi"/>
-        </w:rPr>
-        <w:t xml:space="preserve">] </w:t>
-      </w:r>
-      <w:r>
-        <w:rPr>
-          <w:rFonts w:eastAsia="Times New Roman" w:cstheme="minorHAnsi"/>
-        </w:rPr>
-        <w:t>}</w:t>
-      </w:r>
-    </w:p>
-    <w:p>
-      <w:pPr>
-        <w:rPr>
-          <w:rFonts w:eastAsia="Times New Roman" w:cstheme="minorHAnsi"/>
-        </w:rPr>
-      </w:pPr>
-      <w:r>
-        <w:rPr>
-          <w:rFonts w:eastAsia="Times New Roman" w:cstheme="minorHAnsi"/>
-        </w:rPr>
-        <w:t>Note that the misses (0) are not entered into the program.</w:t>
-      </w:r>
-    </w:p>
-    <w:p>
-      <w:pPr>
-        <w:rPr>
-          <w:rFonts w:eastAsia="Times New Roman" w:cstheme="minorHAnsi"/>
-        </w:rPr>
-      </w:pPr>
-      <w:r>
-        <w:rPr>
-          <w:rFonts w:eastAsia="Times New Roman" w:cstheme="minorHAnsi"/>
-        </w:rPr>
-        <w:t>IMPORTANT</w:t>
-      </w:r>
-    </w:p>
-    <w:p>
-      <w:pPr>
-        <w:rPr>
-          <w:rFonts w:eastAsia="Times New Roman" w:cstheme="minorHAnsi"/>
-        </w:rPr>
-      </w:pPr>
-      <w:r>
-        <w:rPr>
-          <w:rFonts w:eastAsia="Times New Roman" w:cstheme="minorHAnsi"/>
-        </w:rPr>
-        <w:t xml:space="preserve">The list of numbers begins and ends with square brackets </w:t>
-      </w:r>
-      <w:proofErr w:type="gramStart"/>
-      <w:r>
-        <w:rPr>
-          <w:rFonts w:eastAsia="Times New Roman" w:cstheme="minorHAnsi"/>
-        </w:rPr>
-        <w:t>[ ]</w:t>
-      </w:r>
-      <w:proofErr w:type="gramEnd"/>
-      <w:r>
-        <w:rPr>
-          <w:rFonts w:eastAsia="Times New Roman" w:cstheme="minorHAnsi"/>
-        </w:rPr>
-        <w:t>.</w:t>
-      </w:r>
-    </w:p>
-    <w:p>
-      <w:pPr>
+        <w:t>T</w:t>
+      </w:r>
+      <w:r>
         <w:rPr>
           <w:rFonts w:eastAsia="Times New Roman" w:cstheme="minorHAnsi"/>
           <w:b/>
@@ -2727,8 +2429,237 @@
           <w:sz w:val="24"/>
           <w:szCs w:val="24"/>
         </w:rPr>
-      </w:pPr>
-      <w:r>
+        <w:t>arget</w:t>
+      </w:r>
+    </w:p>
+    <w:p>
+      <w:pPr>
+        <w:rPr>
+          <w:rFonts w:eastAsia="Times New Roman" w:cstheme="minorHAnsi"/>
+        </w:rPr>
+      </w:pPr>
+      <w:r>
+        <w:rPr>
+          <w:rFonts w:eastAsia="Times New Roman" w:cstheme="minorHAnsi"/>
+        </w:rPr>
+        <w:t>Send the command {“CAL”:2} to the target using the GENERIC COMMAND box in the debug tab</w:t>
+      </w:r>
+    </w:p>
+    <w:p>
+      <w:pPr>
+        <w:rPr>
+          <w:rFonts w:eastAsia="Times New Roman" w:cstheme="minorHAnsi"/>
+        </w:rPr>
+      </w:pPr>
+      <w:r>
+        <w:rPr>
+          <w:rFonts w:eastAsia="Times New Roman" w:cstheme="minorHAnsi"/>
+        </w:rPr>
+        <w:t xml:space="preserve">The target will </w:t>
+      </w:r>
+      <w:r>
+        <w:rPr>
+          <w:rFonts w:eastAsia="Times New Roman" w:cstheme="minorHAnsi"/>
+        </w:rPr>
+        <w:t>prompt the user to select a calibration reference.</w:t>
+      </w:r>
+      <w:r>
+        <w:rPr>
+          <w:rFonts w:eastAsia="Times New Roman" w:cstheme="minorHAnsi"/>
+        </w:rPr>
+        <w:t xml:space="preserve"> </w:t>
+      </w:r>
+    </w:p>
+    <w:p>
+      <w:pPr>
+        <w:rPr>
+          <w:rFonts w:eastAsia="Times New Roman" w:cstheme="minorHAnsi"/>
+          <w:i/>
+          <w:iCs/>
+        </w:rPr>
+      </w:pPr>
+      <w:r>
+        <w:rPr>
+          <w:rFonts w:eastAsia="Times New Roman" w:cstheme="minorHAnsi"/>
+          <w:i/>
+          <w:iCs/>
+        </w:rPr>
+        <w:t xml:space="preserve">1 - </w:t>
+      </w:r>
+      <w:proofErr w:type="spellStart"/>
+      <w:r>
+        <w:rPr>
+          <w:rFonts w:eastAsia="Times New Roman" w:cstheme="minorHAnsi"/>
+          <w:i/>
+          <w:iCs/>
+        </w:rPr>
+        <w:t>TargetScan</w:t>
+      </w:r>
+      <w:proofErr w:type="spellEnd"/>
+      <w:r>
+        <w:rPr>
+          <w:rFonts w:eastAsia="Times New Roman" w:cstheme="minorHAnsi"/>
+          <w:i/>
+          <w:iCs/>
+        </w:rPr>
+        <w:t xml:space="preserve"> CSV file</w:t>
+      </w:r>
+    </w:p>
+    <w:p>
+      <w:pPr>
+        <w:rPr>
+          <w:rFonts w:eastAsia="Times New Roman" w:cstheme="minorHAnsi"/>
+          <w:i/>
+          <w:iCs/>
+        </w:rPr>
+      </w:pPr>
+      <w:r>
+        <w:rPr>
+          <w:rFonts w:eastAsia="Times New Roman" w:cstheme="minorHAnsi"/>
+          <w:i/>
+          <w:iCs/>
+        </w:rPr>
+        <w:t>2- Tabulated Data</w:t>
+      </w:r>
+    </w:p>
+    <w:p>
+      <w:pPr>
+        <w:rPr>
+          <w:rFonts w:eastAsia="Times New Roman" w:cstheme="minorHAnsi"/>
+          <w:i/>
+          <w:iCs/>
+        </w:rPr>
+      </w:pPr>
+      <w:r>
+        <w:rPr>
+          <w:rFonts w:eastAsia="Times New Roman" w:cstheme="minorHAnsi"/>
+          <w:i/>
+          <w:iCs/>
+        </w:rPr>
+        <w:t>Enter mode:</w:t>
+      </w:r>
+    </w:p>
+    <w:p>
+      <w:pPr>
+        <w:rPr>
+          <w:rFonts w:eastAsia="Times New Roman" w:cstheme="minorHAnsi"/>
+        </w:rPr>
+      </w:pPr>
+      <w:r>
+        <w:rPr>
+          <w:rFonts w:eastAsia="Times New Roman" w:cstheme="minorHAnsi"/>
+        </w:rPr>
+        <w:t xml:space="preserve">Enter 1 and press SEND if using a </w:t>
+      </w:r>
+      <w:proofErr w:type="spellStart"/>
+      <w:r>
+        <w:rPr>
+          <w:rFonts w:eastAsia="Times New Roman" w:cstheme="minorHAnsi"/>
+        </w:rPr>
+        <w:t>TargetScan</w:t>
+      </w:r>
+      <w:proofErr w:type="spellEnd"/>
+      <w:r>
+        <w:rPr>
+          <w:rFonts w:eastAsia="Times New Roman" w:cstheme="minorHAnsi"/>
+        </w:rPr>
+        <w:t xml:space="preserve"> file, or 2 is entering the data by hand.</w:t>
+      </w:r>
+    </w:p>
+    <w:p>
+      <w:pPr>
+        <w:rPr>
+          <w:rFonts w:eastAsia="Times New Roman" w:cstheme="minorHAnsi"/>
+        </w:rPr>
+      </w:pPr>
+    </w:p>
+    <w:p>
+      <w:pPr>
+        <w:jc w:val="center"/>
+        <w:rPr>
+          <w:rFonts w:eastAsia="Times New Roman" w:cstheme="minorHAnsi"/>
+        </w:rPr>
+      </w:pPr>
+      <w:r>
+        <w:rPr>
+          <w:rFonts w:eastAsia="Times New Roman" w:cstheme="minorHAnsi"/>
+        </w:rPr>
+        <w:t>Figure 4: Calibration Command Line</w:t>
+      </w:r>
+    </w:p>
+    <w:p>
+      <w:pPr>
+        <w:rPr>
+          <w:rFonts w:eastAsia="Times New Roman" w:cstheme="minorHAnsi"/>
+        </w:rPr>
+      </w:pPr>
+      <w:r>
+        <w:rPr>
+          <w:rFonts w:eastAsia="Times New Roman" w:cstheme="minorHAnsi"/>
+        </w:rPr>
+        <w:t xml:space="preserve">The target will match up the target scan data to the shot data and keep the ten shots furthest way from the 10 </w:t>
+      </w:r>
+      <w:proofErr w:type="gramStart"/>
+      <w:r>
+        <w:rPr>
+          <w:rFonts w:eastAsia="Times New Roman" w:cstheme="minorHAnsi"/>
+        </w:rPr>
+        <w:t>ring</w:t>
+      </w:r>
+      <w:proofErr w:type="gramEnd"/>
+      <w:r>
+        <w:rPr>
+          <w:rFonts w:eastAsia="Times New Roman" w:cstheme="minorHAnsi"/>
+        </w:rPr>
+        <w:t>.  It will then generate a series of calibration constants that will be used to adjust the shots.</w:t>
+      </w:r>
+    </w:p>
+    <w:p>
+      <w:pPr>
+        <w:rPr>
+          <w:rFonts w:eastAsia="Times New Roman" w:cstheme="minorHAnsi"/>
+        </w:rPr>
+      </w:pPr>
+      <w:r>
+        <w:rPr>
+          <w:rFonts w:eastAsia="Times New Roman" w:cstheme="minorHAnsi"/>
+        </w:rPr>
+        <w:t>At the end of the calibration, you will be prompted to save the settings</w:t>
+      </w:r>
+      <w:r>
+        <w:rPr>
+          <w:rFonts w:eastAsia="Times New Roman" w:cstheme="minorHAnsi"/>
+        </w:rPr>
+        <w:t>.  Clear the command box and enter Y then send.</w:t>
+      </w:r>
+    </w:p>
+    <w:p>
+      <w:pPr>
+        <w:rPr>
+          <w:rFonts w:eastAsia="Times New Roman" w:cstheme="minorHAnsi"/>
+        </w:rPr>
+      </w:pPr>
+      <w:r>
+        <w:rPr>
+          <w:rFonts w:eastAsia="Times New Roman" w:cstheme="minorHAnsi"/>
+        </w:rPr>
+        <w:t xml:space="preserve">The target </w:t>
+      </w:r>
+      <w:r>
+        <w:rPr>
+          <w:rFonts w:eastAsia="Times New Roman" w:cstheme="minorHAnsi"/>
+        </w:rPr>
+        <w:t>is</w:t>
+      </w:r>
+      <w:r>
+        <w:rPr>
+          <w:rFonts w:eastAsia="Times New Roman" w:cstheme="minorHAnsi"/>
+        </w:rPr>
+        <w:t xml:space="preserve"> now  calibrated.</w:t>
+      </w:r>
+    </w:p>
+    <w:p>
+      <w:pPr>
         <w:rPr>
           <w:rFonts w:eastAsia="Times New Roman" w:cstheme="minorHAnsi"/>
           <w:b/>
@@ -2736,8 +2667,7 @@
           <w:sz w:val="24"/>
           <w:szCs w:val="24"/>
         </w:rPr>
-        <w:t xml:space="preserve">Calibrate the </w:t>
-      </w:r>
+      </w:pPr>
       <w:r>
         <w:rPr>
           <w:rFonts w:eastAsia="Times New Roman" w:cstheme="minorHAnsi"/>
@@ -2746,190 +2676,6 @@
           <w:sz w:val="24"/>
           <w:szCs w:val="24"/>
         </w:rPr>
-        <w:t>T</w:t>
-      </w:r>
-      <w:r>
-        <w:rPr>
-          <w:rFonts w:eastAsia="Times New Roman" w:cstheme="minorHAnsi"/>
-          <w:b/>
-          <w:bCs/>
-          <w:sz w:val="24"/>
-          <w:szCs w:val="24"/>
-        </w:rPr>
-        <w:t>arget</w:t>
-      </w:r>
-    </w:p>
-    <w:p>
-      <w:pPr>
-        <w:rPr>
-          <w:rFonts w:eastAsia="Times New Roman" w:cstheme="minorHAnsi"/>
-        </w:rPr>
-      </w:pPr>
-      <w:r>
-        <w:rPr>
-          <w:rFonts w:eastAsia="Times New Roman" w:cstheme="minorHAnsi"/>
-        </w:rPr>
-        <w:t xml:space="preserve">Copy the </w:t>
-      </w:r>
-      <w:r>
-        <w:rPr>
-          <w:rFonts w:eastAsia="Times New Roman" w:cstheme="minorHAnsi"/>
-        </w:rPr>
-        <w:t>text ({“CAL…} into the COMMAND as shown in Figure 4</w:t>
-      </w:r>
-      <w:r>
-        <w:rPr>
-          <w:rFonts w:eastAsia="Times New Roman" w:cstheme="minorHAnsi"/>
-        </w:rPr>
-        <w:t xml:space="preserve"> and press Send</w:t>
-      </w:r>
-    </w:p>
-    <w:p>
-      <w:pPr>
-        <w:jc w:val="center"/>
-        <w:rPr>
-          <w:rFonts w:eastAsia="Times New Roman" w:cstheme="minorHAnsi"/>
-        </w:rPr>
-      </w:pPr>
-      <w:r>
-        <w:rPr>
-          <w:rFonts w:eastAsia="Times New Roman" w:cstheme="minorHAnsi"/>
-          <w:noProof/>
-        </w:rPr>
-        <w:drawing>
-          <wp:inline distT="0" distB="0" distL="0" distR="0" wp14:anchorId="0400A3A1" wp14:editId="7664C36F">
-            <wp:extent cx="5943600" cy="1007110"/>
-            <wp:effectExtent l="0" t="0" r="0" b="0"/>
-            <wp:docPr id="406402065" name="Picture 5" descr="A screenshot of a computer&#10;&#10;AI-generated content may be incorrect."/>
-            <wp:cNvGraphicFramePr>
-              <a:graphicFrameLocks xmlns:a="http://schemas.openxmlformats.org/drawingml/2006/main" noChangeAspect="1"/>
-            </wp:cNvGraphicFramePr>
-            <a:graphic xmlns:a="http://schemas.openxmlformats.org/drawingml/2006/main">
-              <a:graphicData uri="http://schemas.openxmlformats.org/drawingml/2006/picture">
-                <pic:pic xmlns:pic="http://schemas.openxmlformats.org/drawingml/2006/picture">
-                  <pic:nvPicPr>
-                    <pic:cNvPr id="406402065" name="Picture 5" descr="A screenshot of a computer&#10;&#10;AI-generated content may be incorrect."/>
-                    <pic:cNvPicPr/>
-                  </pic:nvPicPr>
-                  <pic:blipFill>
-                    <a:blip r:embed="rId9">
-                      <a:extLst>
-                        <a:ext uri="{28A0092B-C50C-407E-A947-70E740481C1C}">
-                          <a14:useLocalDpi xmlns:a14="http://schemas.microsoft.com/office/drawing/2010/main" val="0"/>
-                        </a:ext>
-                      </a:extLst>
-                    </a:blip>
-                    <a:stretch>
-                      <a:fillRect/>
-                    </a:stretch>
-                  </pic:blipFill>
-                  <pic:spPr>
-                    <a:xfrm>
-                      <a:off x="0" y="0"/>
-                      <a:ext cx="5943600" cy="1007110"/>
-                    </a:xfrm>
-                    <a:prstGeom prst="rect">
-                      <a:avLst/>
-                    </a:prstGeom>
-                  </pic:spPr>
-                </pic:pic>
-              </a:graphicData>
-            </a:graphic>
-          </wp:inline>
-        </w:drawing>
-      </w:r>
-    </w:p>
-    <w:p>
-      <w:pPr>
-        <w:jc w:val="center"/>
-        <w:rPr>
-          <w:rFonts w:eastAsia="Times New Roman" w:cstheme="minorHAnsi"/>
-        </w:rPr>
-      </w:pPr>
-      <w:r>
-        <w:rPr>
-          <w:rFonts w:eastAsia="Times New Roman" w:cstheme="minorHAnsi"/>
-        </w:rPr>
-        <w:t>Figure 4: Calibration Command Line</w:t>
-      </w:r>
-    </w:p>
-    <w:p>
-      <w:pPr>
-        <w:rPr>
-          <w:rFonts w:eastAsia="Times New Roman" w:cstheme="minorHAnsi"/>
-        </w:rPr>
-      </w:pPr>
-      <w:r>
-        <w:rPr>
-          <w:rFonts w:eastAsia="Times New Roman" w:cstheme="minorHAnsi"/>
-        </w:rPr>
-        <w:t xml:space="preserve">The target will match up the target scan data to the shot data and keep the ten shots furthest way from the 10 </w:t>
-      </w:r>
-      <w:proofErr w:type="gramStart"/>
-      <w:r>
-        <w:rPr>
-          <w:rFonts w:eastAsia="Times New Roman" w:cstheme="minorHAnsi"/>
-        </w:rPr>
-        <w:t>ring</w:t>
-      </w:r>
-      <w:proofErr w:type="gramEnd"/>
-      <w:r>
-        <w:rPr>
-          <w:rFonts w:eastAsia="Times New Roman" w:cstheme="minorHAnsi"/>
-        </w:rPr>
-        <w:t>.  It will then generate a series of calibration constants that will be used to adjust the shots.</w:t>
-      </w:r>
-    </w:p>
-    <w:p>
-      <w:pPr>
-        <w:rPr>
-          <w:rFonts w:eastAsia="Times New Roman" w:cstheme="minorHAnsi"/>
-        </w:rPr>
-      </w:pPr>
-      <w:r>
-        <w:rPr>
-          <w:rFonts w:eastAsia="Times New Roman" w:cstheme="minorHAnsi"/>
-        </w:rPr>
-        <w:t>At the end of the calibration, you will be prompted to save the settings</w:t>
-      </w:r>
-      <w:r>
-        <w:rPr>
-          <w:rFonts w:eastAsia="Times New Roman" w:cstheme="minorHAnsi"/>
-        </w:rPr>
-        <w:t>.  Clear the command box and enter Y then send.</w:t>
-      </w:r>
-    </w:p>
-    <w:p>
-      <w:pPr>
-        <w:rPr>
-          <w:rFonts w:eastAsia="Times New Roman" w:cstheme="minorHAnsi"/>
-        </w:rPr>
-      </w:pPr>
-      <w:r>
-        <w:rPr>
-          <w:rFonts w:eastAsia="Times New Roman" w:cstheme="minorHAnsi"/>
-        </w:rPr>
-        <w:t>The target should now be calibrated.</w:t>
-      </w:r>
-    </w:p>
-    <w:p>
-      <w:pPr>
-        <w:rPr>
-          <w:rFonts w:eastAsia="Times New Roman" w:cstheme="minorHAnsi"/>
-          <w:b/>
-          <w:bCs/>
-          <w:sz w:val="24"/>
-          <w:szCs w:val="24"/>
-        </w:rPr>
-      </w:pPr>
-      <w:r>
-        <w:rPr>
-          <w:rFonts w:eastAsia="Times New Roman" w:cstheme="minorHAnsi"/>
-          <w:b/>
-          <w:bCs/>
-          <w:sz w:val="24"/>
-          <w:szCs w:val="24"/>
-        </w:rPr>
         <w:t>Erasing the Calibration</w:t>
       </w:r>
     </w:p>
@@ -2979,7 +2725,6 @@
           <w:sz w:val="32"/>
           <w:szCs w:val="32"/>
         </w:rPr>
-        <w:lastRenderedPageBreak/>
         <w:t>APPENDIX 1</w:t>
       </w:r>
     </w:p>
@@ -3069,7 +2814,9 @@
       <w:r>
         <w:rPr>
           <w:rFonts w:eastAsia="Times New Roman" w:cstheme="minorHAnsi"/>
-        </w:rPr>
+          <w:noProof/>
+        </w:rPr>
+        <w:lastRenderedPageBreak/>
         <w:drawing>
           <wp:inline distT="0" distB="0" distL="0" distR="0" wp14:anchorId="6C3FA491" wp14:editId="23313593">
             <wp:extent cx="4429125" cy="4177857"/>
@@ -3086,7 +2833,7 @@
                     <pic:cNvPicPr/>
                   </pic:nvPicPr>
                   <pic:blipFill>
-                    <a:blip r:embed="rId10"/>
+                    <a:blip r:embed="rId9"/>
                     <a:stretch>
                       <a:fillRect/>
                     </a:stretch>
